--- a/work/r8/_tmp_soc.docx
+++ b/work/r8/_tmp_soc.docx
@@ -2958,7 +2958,22 @@
           <w:i w:val="0"/>
           <w:sz w:val="20"/>
         </w:rPr>
-        <w:t>Money – Touring and Entertainment Activities: money in transit, in temporary storage and at temporary venues, festival sites and box offices used in connection with touring, live events, performances and other music/entertainment activities (sub-limit as shown in the Schedule)</w:t>
+        <w:t>Money – Premises: money at the Premises (sub-limit as shown in the Schedule)</w:t>
+      </w:r>
+    </w:p>
+    <w:p>
+      <w:pPr>
+        <w:pStyle w:val="ListBullet"/>
+        <w:spacing w:after="40"/>
+      </w:pPr>
+      <w:r>
+        <w:rPr>
+          <w:rFonts w:ascii="Arial" w:hAnsi="Arial" w:cs="Arial"/>
+          <w:b w:val="0"/>
+          <w:i w:val="0"/>
+          <w:sz w:val="20"/>
+        </w:rPr>
+        <w:t>Money – Touring, Festivals and Events: money in transit, in temporary storage and at venues, festival sites, box offices and other touring/live-event/exhibition/conference locations — including theft of/from safes and containers, assault cover, and employee dishonesty (sub-limit as shown in the Schedule)</w:t>
       </w:r>
     </w:p>
     <w:p>
